--- a/downloads/sop-template.docx
+++ b/downloads/sop-template.docx
@@ -32,7 +32,7 @@
           <w:sz w:val="44"/>
           <w:szCs w:val="44"/>
         </w:rPr>
-        <w:t xml:space="preserve">SOP Template</w:t>
+        <w:t xml:space="preserve">Standard Operating Procedure</w:t>
       </w:r>
     </w:p>
     <w:p>
@@ -67,7 +67,7 @@
           <w:sz w:val="24"/>
           <w:szCs w:val="24"/>
         </w:rPr>
-        <w:t xml:space="preserve">[Process name]</w:t>
+        <w:t xml:space="preserve">[Insert subject here]</w:t>
       </w:r>
     </w:p>
     <w:p>
@@ -81,7 +81,7 @@
           <w:sz w:val="21"/>
           <w:szCs w:val="21"/>
         </w:rPr>
-        <w:t xml:space="preserve">Last updated: [date]  ·  Owner: [name]</w:t>
+        <w:t xml:space="preserve">Last updated: [date]  ·  By: [name]</w:t>
       </w:r>
     </w:p>
     <w:p>
@@ -111,7 +111,37 @@
           <w:sz w:val="21"/>
           <w:szCs w:val="21"/>
         </w:rPr>
-        <w:t xml:space="preserve">[One sentence describing what this SOP is for.]</w:t>
+        <w:t xml:space="preserve">One sentence description of what this SOP is for.</w:t>
+      </w:r>
+    </w:p>
+    <w:p>
+      <w:pPr>
+        <w:spacing w:after="60" w:before="280"/>
+      </w:pPr>
+      <w:r>
+        <w:rPr>
+          <w:rFonts w:ascii="Calibri" w:cs="Calibri" w:eastAsia="Calibri" w:hAnsi="Calibri"/>
+          <w:b/>
+          <w:bCs/>
+          <w:color w:val="B9791F"/>
+          <w:sz w:val="27"/>
+          <w:szCs w:val="27"/>
+        </w:rPr>
+        <w:t xml:space="preserve">Table of Contents</w:t>
+      </w:r>
+    </w:p>
+    <w:p>
+      <w:pPr>
+        <w:spacing w:after="120"/>
+      </w:pPr>
+      <w:r>
+        <w:rPr>
+          <w:rFonts w:ascii="Calibri" w:cs="Calibri" w:eastAsia="Calibri" w:hAnsi="Calibri"/>
+          <w:color w:val="1B1B1A"/>
+          <w:sz w:val="21"/>
+          <w:szCs w:val="21"/>
+        </w:rPr>
+        <w:t xml:space="preserve">Overview · Key Resources · Definitions · Stakeholders Involved · Process (Milestone 1, 2, 3) · Service Level Agreements · Quality Control · Additional Notes · Reviewers / Approvers</w:t>
       </w:r>
     </w:p>
     <w:p>
@@ -141,7 +171,7 @@
           <w:sz w:val="21"/>
           <w:szCs w:val="21"/>
         </w:rPr>
-        <w:t xml:space="preserve">[A short summary of the process or setup this document covers.]</w:t>
+        <w:t xml:space="preserve">Summary of the SOP or description of the setup.</w:t>
       </w:r>
     </w:p>
     <w:p>
@@ -171,7 +201,7 @@
           <w:sz w:val="21"/>
           <w:szCs w:val="21"/>
         </w:rPr>
-        <w:t xml:space="preserve">[Links to anything referenced within the process, tools, dashboards, related docs.]</w:t>
+        <w:t xml:space="preserve">Outline of links to anything referenced within the process.</w:t>
       </w:r>
     </w:p>
     <w:p>
@@ -201,7 +231,37 @@
           <w:sz w:val="21"/>
           <w:szCs w:val="21"/>
         </w:rPr>
-        <w:t xml:space="preserve">[Any terms someone new would need explained to follow this.]</w:t>
+        <w:t xml:space="preserve">Define any relevant terms within the process.</w:t>
+      </w:r>
+    </w:p>
+    <w:p>
+      <w:pPr>
+        <w:spacing w:after="60" w:before="200"/>
+      </w:pPr>
+      <w:r>
+        <w:rPr>
+          <w:rFonts w:ascii="Calibri" w:cs="Calibri" w:eastAsia="Calibri" w:hAnsi="Calibri"/>
+          <w:b/>
+          <w:bCs/>
+          <w:color w:val="1B1B1A"/>
+          <w:sz w:val="24"/>
+          <w:szCs w:val="24"/>
+        </w:rPr>
+        <w:t xml:space="preserve">Stakeholders involved</w:t>
+      </w:r>
+    </w:p>
+    <w:p>
+      <w:pPr>
+        <w:spacing w:after="120"/>
+      </w:pPr>
+      <w:r>
+        <w:rPr>
+          <w:rFonts w:ascii="Calibri" w:cs="Calibri" w:eastAsia="Calibri" w:hAnsi="Calibri"/>
+          <w:color w:val="1B1B1A"/>
+          <w:sz w:val="21"/>
+          <w:szCs w:val="21"/>
+        </w:rPr>
+        <w:t xml:space="preserve">Outline of internal and external teams involved in the process and a brief description of their role. Avoid using specific team member names, use the team they're on instead.</w:t>
       </w:r>
     </w:p>
     <w:tbl>
@@ -242,7 +302,7 @@
                 <w:sz w:val="18"/>
                 <w:szCs w:val="18"/>
               </w:rPr>
-              <w:t xml:space="preserve">Stakeholder / team</w:t>
+              <w:t xml:space="preserve">Stakeholder name / team</w:t>
             </w:r>
           </w:p>
         </w:tc>
@@ -267,7 +327,7 @@
                 <w:sz w:val="18"/>
                 <w:szCs w:val="18"/>
               </w:rPr>
-              <w:t xml:space="preserve">Role in the process</w:t>
+              <w:t xml:space="preserve">Description of role in the process</w:t>
             </w:r>
           </w:p>
         </w:tc>
@@ -293,7 +353,7 @@
                 <w:sz w:val="20"/>
                 <w:szCs w:val="20"/>
               </w:rPr>
-              <w:t xml:space="preserve">[team name]</w:t>
+              <w:t xml:space="preserve"/>
             </w:r>
           </w:p>
         </w:tc>
@@ -317,7 +377,7 @@
                 <w:sz w:val="20"/>
                 <w:szCs w:val="20"/>
               </w:rPr>
-              <w:t xml:space="preserve">[what they're responsible for here]</w:t>
+              <w:t xml:space="preserve"/>
             </w:r>
           </w:p>
         </w:tc>
@@ -343,7 +403,7 @@
                 <w:sz w:val="20"/>
                 <w:szCs w:val="20"/>
               </w:rPr>
-              <w:t xml:space="preserve">[team name]</w:t>
+              <w:t xml:space="preserve"/>
             </w:r>
           </w:p>
         </w:tc>
@@ -367,7 +427,7 @@
                 <w:sz w:val="20"/>
                 <w:szCs w:val="20"/>
               </w:rPr>
-              <w:t xml:space="preserve">[what they're responsible for here]</w:t>
+              <w:t xml:space="preserve"/>
             </w:r>
           </w:p>
         </w:tc>
@@ -380,6 +440,116 @@
     </w:p>
     <w:p>
       <w:pPr>
+        <w:spacing w:after="60" w:before="280"/>
+      </w:pPr>
+      <w:r>
+        <w:rPr>
+          <w:rFonts w:ascii="Calibri" w:cs="Calibri" w:eastAsia="Calibri" w:hAnsi="Calibri"/>
+          <w:b/>
+          <w:bCs/>
+          <w:color w:val="B9791F"/>
+          <w:sz w:val="27"/>
+          <w:szCs w:val="27"/>
+        </w:rPr>
+        <w:t xml:space="preserve">Process</w:t>
+      </w:r>
+    </w:p>
+    <w:p>
+      <w:pPr>
+        <w:spacing w:after="120"/>
+      </w:pPr>
+      <w:r>
+        <w:rPr>
+          <w:rFonts w:ascii="Calibri" w:cs="Calibri" w:eastAsia="Calibri" w:hAnsi="Calibri"/>
+          <w:color w:val="1B1B1A"/>
+          <w:sz w:val="21"/>
+          <w:szCs w:val="21"/>
+        </w:rPr>
+        <w:t xml:space="preserve">Provide a clear, step-by-step description of the workflow for completing this setup from start to finish. Break the process into logical stages and use numbered lists for each stage so that a new team member could follow it without additional explanation. For each stage, include:</w:t>
+      </w:r>
+      <w:r>
+        <w:rPr>
+          <w:rFonts w:ascii="Calibri" w:cs="Calibri" w:eastAsia="Calibri" w:hAnsi="Calibri"/>
+          <w:color w:val="1B1B1A"/>
+          <w:sz w:val="21"/>
+          <w:szCs w:val="21"/>
+        </w:rPr>
+        <w:br/>
+        <w:t xml:space="preserve">· Stage name and brief summary of the objective</w:t>
+      </w:r>
+      <w:r>
+        <w:rPr>
+          <w:rFonts w:ascii="Calibri" w:cs="Calibri" w:eastAsia="Calibri" w:hAnsi="Calibri"/>
+          <w:color w:val="1B1B1A"/>
+          <w:sz w:val="21"/>
+          <w:szCs w:val="21"/>
+        </w:rPr>
+        <w:br/>
+        <w:t xml:space="preserve">· Detailed steps in order, written as action statements starting with a verb</w:t>
+      </w:r>
+      <w:r>
+        <w:rPr>
+          <w:rFonts w:ascii="Calibri" w:cs="Calibri" w:eastAsia="Calibri" w:hAnsi="Calibri"/>
+          <w:color w:val="1B1B1A"/>
+          <w:sz w:val="21"/>
+          <w:szCs w:val="21"/>
+        </w:rPr>
+        <w:br/>
+        <w:t xml:space="preserve">· Systems or tools used in that step</w:t>
+      </w:r>
+      <w:r>
+        <w:rPr>
+          <w:rFonts w:ascii="Calibri" w:cs="Calibri" w:eastAsia="Calibri" w:hAnsi="Calibri"/>
+          <w:color w:val="1B1B1A"/>
+          <w:sz w:val="21"/>
+          <w:szCs w:val="21"/>
+        </w:rPr>
+        <w:br/>
+        <w:t xml:space="preserve">· Links to sample tickets that illustrate standard work and common edge cases</w:t>
+      </w:r>
+      <w:r>
+        <w:rPr>
+          <w:rFonts w:ascii="Calibri" w:cs="Calibri" w:eastAsia="Calibri" w:hAnsi="Calibri"/>
+          <w:color w:val="1B1B1A"/>
+          <w:sz w:val="21"/>
+          <w:szCs w:val="21"/>
+        </w:rPr>
+        <w:br/>
+        <w:t xml:space="preserve">· Screenshots of admin or other systems where configuration or updates are required</w:t>
+      </w:r>
+      <w:r>
+        <w:rPr>
+          <w:rFonts w:ascii="Calibri" w:cs="Calibri" w:eastAsia="Calibri" w:hAnsi="Calibri"/>
+          <w:color w:val="1B1B1A"/>
+          <w:sz w:val="21"/>
+          <w:szCs w:val="21"/>
+        </w:rPr>
+        <w:br/>
+        <w:t xml:space="preserve">· Links to additional supporting documentation such as SOPs, runbooks, templates, or client-specific guides</w:t>
+      </w:r>
+      <w:r>
+        <w:rPr>
+          <w:rFonts w:ascii="Calibri" w:cs="Calibri" w:eastAsia="Calibri" w:hAnsi="Calibri"/>
+          <w:color w:val="1B1B1A"/>
+          <w:sz w:val="21"/>
+          <w:szCs w:val="21"/>
+        </w:rPr>
+        <w:br/>
+        <w:t xml:space="preserve"/>
+      </w:r>
+      <w:r>
+        <w:rPr>
+          <w:rFonts w:ascii="Calibri" w:cs="Calibri" w:eastAsia="Calibri" w:hAnsi="Calibri"/>
+          <w:color w:val="1B1B1A"/>
+          <w:sz w:val="21"/>
+          <w:szCs w:val="21"/>
+        </w:rPr>
+        <w:br/>
+        <w:t xml:space="preserve">Replace the placeholder milestones below with the actual stage names, then list the detailed steps under each stage.</w:t>
+      </w:r>
+    </w:p>
+    <w:p>
+      <w:pPr>
         <w:spacing w:after="60" w:before="200"/>
       </w:pPr>
       <w:r>
@@ -391,7 +561,7 @@
           <w:sz w:val="24"/>
           <w:szCs w:val="24"/>
         </w:rPr>
-        <w:t xml:space="preserve">Process: Milestone 1: [name]</w:t>
+        <w:t xml:space="preserve">Milestone 1</w:t>
       </w:r>
     </w:p>
     <w:p>
@@ -405,7 +575,7 @@
           <w:sz w:val="21"/>
           <w:szCs w:val="21"/>
         </w:rPr>
-        <w:t xml:space="preserve">[Detailed steps in order, written as action statements starting with a verb. Note the systems used and link to a sample ticket or case that shows standard work.]</w:t>
+        <w:t xml:space="preserve">[Detailed steps for this stage.]</w:t>
       </w:r>
     </w:p>
     <w:p>
@@ -421,7 +591,7 @@
           <w:sz w:val="24"/>
           <w:szCs w:val="24"/>
         </w:rPr>
-        <w:t xml:space="preserve">Process: Milestone 2: [name]</w:t>
+        <w:t xml:space="preserve">Milestone 2</w:t>
       </w:r>
     </w:p>
     <w:p>
@@ -435,7 +605,7 @@
           <w:sz w:val="21"/>
           <w:szCs w:val="21"/>
         </w:rPr>
-        <w:t xml:space="preserve">[Same structure. Break the process into as many milestones as it actually needs, don't force it into three if it's really five.]</w:t>
+        <w:t xml:space="preserve">[Detailed steps for this stage.]</w:t>
       </w:r>
     </w:p>
     <w:p>
@@ -451,7 +621,7 @@
           <w:sz w:val="24"/>
           <w:szCs w:val="24"/>
         </w:rPr>
-        <w:t xml:space="preserve">Service level expectations</w:t>
+        <w:t xml:space="preserve">Milestone 3</w:t>
       </w:r>
     </w:p>
     <w:p>
@@ -465,7 +635,7 @@
           <w:sz w:val="21"/>
           <w:szCs w:val="21"/>
         </w:rPr>
-        <w:t xml:space="preserve">[Any timelines or turnaround expectations tied to this process.]</w:t>
+        <w:t xml:space="preserve">[Detailed steps for this stage.]</w:t>
       </w:r>
     </w:p>
     <w:p>
@@ -481,7 +651,7 @@
           <w:sz w:val="24"/>
           <w:szCs w:val="24"/>
         </w:rPr>
-        <w:t xml:space="preserve">Quality control</w:t>
+        <w:t xml:space="preserve">Service Level Agreements</w:t>
       </w:r>
     </w:p>
     <w:p>
@@ -495,7 +665,117 @@
           <w:sz w:val="21"/>
           <w:szCs w:val="21"/>
         </w:rPr>
-        <w:t xml:space="preserve">[How success is measured, what gets checked, and who checks it.]</w:t>
+        <w:t xml:space="preserve">Any timelines, turnaround expectations, or performance targets tied to the process.</w:t>
+      </w:r>
+    </w:p>
+    <w:p>
+      <w:pPr>
+        <w:spacing w:after="60" w:before="200"/>
+      </w:pPr>
+      <w:r>
+        <w:rPr>
+          <w:rFonts w:ascii="Calibri" w:cs="Calibri" w:eastAsia="Calibri" w:hAnsi="Calibri"/>
+          <w:b/>
+          <w:bCs/>
+          <w:color w:val="1B1B1A"/>
+          <w:sz w:val="24"/>
+          <w:szCs w:val="24"/>
+        </w:rPr>
+        <w:t xml:space="preserve">Quality Control</w:t>
+      </w:r>
+    </w:p>
+    <w:p>
+      <w:pPr>
+        <w:spacing w:after="120"/>
+      </w:pPr>
+      <w:r>
+        <w:rPr>
+          <w:rFonts w:ascii="Calibri" w:cs="Calibri" w:eastAsia="Calibri" w:hAnsi="Calibri"/>
+          <w:color w:val="1B1B1A"/>
+          <w:sz w:val="21"/>
+          <w:szCs w:val="21"/>
+        </w:rPr>
+        <w:t xml:space="preserve">How success is measured, what should be checked, and who checks it, to maintain consistency and support audit.</w:t>
+      </w:r>
+    </w:p>
+    <w:p>
+      <w:pPr>
+        <w:spacing w:after="60" w:before="200"/>
+      </w:pPr>
+      <w:r>
+        <w:rPr>
+          <w:rFonts w:ascii="Calibri" w:cs="Calibri" w:eastAsia="Calibri" w:hAnsi="Calibri"/>
+          <w:b/>
+          <w:bCs/>
+          <w:color w:val="1B1B1A"/>
+          <w:sz w:val="24"/>
+          <w:szCs w:val="24"/>
+        </w:rPr>
+        <w:t xml:space="preserve">Additional Notes</w:t>
+      </w:r>
+    </w:p>
+    <w:p>
+      <w:pPr>
+        <w:spacing w:after="120"/>
+      </w:pPr>
+      <w:r>
+        <w:rPr>
+          <w:rFonts w:ascii="Calibri" w:cs="Calibri" w:eastAsia="Calibri" w:hAnsi="Calibri"/>
+          <w:color w:val="1B1B1A"/>
+          <w:sz w:val="21"/>
+          <w:szCs w:val="21"/>
+        </w:rPr>
+        <w:t xml:space="preserve">Anything else relevant not captured above.</w:t>
+      </w:r>
+      <w:r>
+        <w:rPr>
+          <w:rFonts w:ascii="Calibri" w:cs="Calibri" w:eastAsia="Calibri" w:hAnsi="Calibri"/>
+          <w:color w:val="1B1B1A"/>
+          <w:sz w:val="21"/>
+          <w:szCs w:val="21"/>
+        </w:rPr>
+        <w:br/>
+        <w:t xml:space="preserve">Contributors: [insert names of those who supported initial SOP creation here]</w:t>
+      </w:r>
+      <w:r>
+        <w:rPr>
+          <w:rFonts w:ascii="Calibri" w:cs="Calibri" w:eastAsia="Calibri" w:hAnsi="Calibri"/>
+          <w:color w:val="1B1B1A"/>
+          <w:sz w:val="21"/>
+          <w:szCs w:val="21"/>
+        </w:rPr>
+        <w:br/>
+        <w:t xml:space="preserve">Additional change history and editor to be further tracked in whatever doc tool your team already uses (Google Docs, Notion, etc.).</w:t>
+      </w:r>
+    </w:p>
+    <w:p>
+      <w:pPr>
+        <w:spacing w:after="60" w:before="200"/>
+      </w:pPr>
+      <w:r>
+        <w:rPr>
+          <w:rFonts w:ascii="Calibri" w:cs="Calibri" w:eastAsia="Calibri" w:hAnsi="Calibri"/>
+          <w:b/>
+          <w:bCs/>
+          <w:color w:val="1B1B1A"/>
+          <w:sz w:val="24"/>
+          <w:szCs w:val="24"/>
+        </w:rPr>
+        <w:t xml:space="preserve">Reviewers / Approvers</w:t>
+      </w:r>
+    </w:p>
+    <w:p>
+      <w:pPr>
+        <w:spacing w:after="120"/>
+      </w:pPr>
+      <w:r>
+        <w:rPr>
+          <w:rFonts w:ascii="Calibri" w:cs="Calibri" w:eastAsia="Calibri" w:hAnsi="Calibri"/>
+          <w:color w:val="1B1B1A"/>
+          <w:sz w:val="21"/>
+          <w:szCs w:val="21"/>
+        </w:rPr>
+        <w:t xml:space="preserve"> </w:t>
       </w:r>
     </w:p>
     <w:tbl>
@@ -537,7 +817,7 @@
                 <w:sz w:val="18"/>
                 <w:szCs w:val="18"/>
               </w:rPr>
-              <w:t xml:space="preserve">Reviewer</w:t>
+              <w:t xml:space="preserve">Name</w:t>
             </w:r>
           </w:p>
         </w:tc>
@@ -613,7 +893,7 @@
                 <w:sz w:val="20"/>
                 <w:szCs w:val="20"/>
               </w:rPr>
-              <w:t xml:space="preserve">[name]</w:t>
+              <w:t xml:space="preserve"/>
             </w:r>
           </w:p>
         </w:tc>
@@ -637,7 +917,7 @@
                 <w:sz w:val="20"/>
                 <w:szCs w:val="20"/>
               </w:rPr>
-              <w:t xml:space="preserve">[title]</w:t>
+              <w:t xml:space="preserve"/>
             </w:r>
           </w:p>
         </w:tc>
@@ -661,7 +941,81 @@
                 <w:sz w:val="20"/>
                 <w:szCs w:val="20"/>
               </w:rPr>
-              <w:t xml:space="preserve">[date]</w:t>
+              <w:t xml:space="preserve"/>
+            </w:r>
+          </w:p>
+        </w:tc>
+      </w:tr>
+      <w:tr>
+        <w:tc>
+          <w:tcPr>
+            <w:tcW w:type="dxa" w:w="3120"/>
+            <w:tcMar>
+              <w:top w:type="dxa" w:w="100"/>
+              <w:left w:type="dxa" w:w="120"/>
+              <w:bottom w:type="dxa" w:w="100"/>
+              <w:right w:type="dxa" w:w="120"/>
+            </w:tcMar>
+          </w:tcPr>
+          <w:p>
+            <w:r>
+              <w:rPr>
+                <w:rFonts w:ascii="Calibri" w:cs="Calibri" w:eastAsia="Calibri" w:hAnsi="Calibri"/>
+                <w:b w:val="false"/>
+                <w:bCs w:val="false"/>
+                <w:color w:val="1B1B1A"/>
+                <w:sz w:val="20"/>
+                <w:szCs w:val="20"/>
+              </w:rPr>
+              <w:t xml:space="preserve"/>
+            </w:r>
+          </w:p>
+        </w:tc>
+        <w:tc>
+          <w:tcPr>
+            <w:tcW w:type="dxa" w:w="3120"/>
+            <w:tcMar>
+              <w:top w:type="dxa" w:w="100"/>
+              <w:left w:type="dxa" w:w="120"/>
+              <w:bottom w:type="dxa" w:w="100"/>
+              <w:right w:type="dxa" w:w="120"/>
+            </w:tcMar>
+          </w:tcPr>
+          <w:p>
+            <w:r>
+              <w:rPr>
+                <w:rFonts w:ascii="Calibri" w:cs="Calibri" w:eastAsia="Calibri" w:hAnsi="Calibri"/>
+                <w:b w:val="false"/>
+                <w:bCs w:val="false"/>
+                <w:color w:val="1B1B1A"/>
+                <w:sz w:val="20"/>
+                <w:szCs w:val="20"/>
+              </w:rPr>
+              <w:t xml:space="preserve"/>
+            </w:r>
+          </w:p>
+        </w:tc>
+        <w:tc>
+          <w:tcPr>
+            <w:tcW w:type="dxa" w:w="3120"/>
+            <w:tcMar>
+              <w:top w:type="dxa" w:w="100"/>
+              <w:left w:type="dxa" w:w="120"/>
+              <w:bottom w:type="dxa" w:w="100"/>
+              <w:right w:type="dxa" w:w="120"/>
+            </w:tcMar>
+          </w:tcPr>
+          <w:p>
+            <w:r>
+              <w:rPr>
+                <w:rFonts w:ascii="Calibri" w:cs="Calibri" w:eastAsia="Calibri" w:hAnsi="Calibri"/>
+                <w:b w:val="false"/>
+                <w:bCs w:val="false"/>
+                <w:color w:val="1B1B1A"/>
+                <w:sz w:val="20"/>
+                <w:szCs w:val="20"/>
+              </w:rPr>
+              <w:t xml:space="preserve"/>
             </w:r>
           </w:p>
         </w:tc>
